--- a/eng/docx/61.content.docx
+++ b/eng/docx/61.content.docx
@@ -19,7 +19,7 @@
         <w:rPr>
           <w:lang w:val="en_US" w:bidi="en_US"/>
         </w:rPr>
-        <w:t>Resource: Study Notes - Book Intros (Tyndale)</w:t>
+        <w:t>Resource: Tyndale Open Study Notes</w:t>
       </w:r>
       <w:r>
         <w:rPr>
@@ -112,7 +112,7 @@
         <w:rPr>
           <w:lang w:val="en_US" w:bidi="en_US"/>
         </w:rPr>
-        <w:t>Study Notes - Book Intros (Tyndale)</w:t>
+        <w:t>Tyndale Open Study Notes</w:t>
       </w:r>
     </w:p>
     <w:p>

--- a/eng/docx/61.content.docx
+++ b/eng/docx/61.content.docx
@@ -19,7 +19,7 @@
         <w:rPr>
           <w:lang w:val="en_US" w:bidi="en_US"/>
         </w:rPr>
-        <w:t>Resource: Tyndale Open Study Notes</w:t>
+        <w:t>Resource: Aquifer Open Study Notes (Book Intros)</w:t>
       </w:r>
       <w:r>
         <w:rPr>
@@ -112,7 +112,7 @@
         <w:rPr>
           <w:lang w:val="en_US" w:bidi="en_US"/>
         </w:rPr>
-        <w:t>Tyndale Open Study Notes</w:t>
+        <w:t>Aquifer Open Study Notes (Book Intros)</w:t>
       </w:r>
     </w:p>
     <w:p>

--- a/eng/docx/61.content.docx
+++ b/eng/docx/61.content.docx
@@ -258,54 +258,36 @@
         </w:rPr>
         <w:t>Second Peter was probably written to the same group of Christians as 1 Peter (</w:t>
       </w:r>
-      <w:hyperlink r:id="rId13">
-        <w:r>
-          <w:rPr>
-            <w:lang w:val="en_US" w:bidi="en_US"/>
-          </w:rPr>
-          <w:rPr>
-            <w:color w:val="0000EE"/>
-            <w:u w:val="single"/>
-          </w:rPr>
-          <w:t>1 Peter 1:1</w:t>
-        </w:r>
-      </w:hyperlink>
+      <w:r>
+        <w:rPr>
+          <w:lang w:val="en_US" w:bidi="en_US"/>
+        </w:rPr>
+        <w:t>1 Peter 1:1</w:t>
+      </w:r>
       <w:r>
         <w:rPr>
           <w:lang w:val="en_US" w:bidi="en_US"/>
         </w:rPr>
         <w:t xml:space="preserve">; see </w:t>
       </w:r>
-      <w:hyperlink r:id="rId14">
-        <w:r>
-          <w:rPr>
-            <w:lang w:val="en_US" w:bidi="en_US"/>
-          </w:rPr>
-          <w:rPr>
-            <w:color w:val="0000EE"/>
-            <w:u w:val="single"/>
-          </w:rPr>
-          <w:t>2 Peter 3:1</w:t>
-        </w:r>
-      </w:hyperlink>
+      <w:r>
+        <w:rPr>
+          <w:lang w:val="en_US" w:bidi="en_US"/>
+        </w:rPr>
+        <w:t>2 Peter 3:1</w:t>
+      </w:r>
       <w:r>
         <w:rPr>
           <w:lang w:val="en_US" w:bidi="en_US"/>
         </w:rPr>
         <w:t>). We do not know if the apostle Peter ever visited Asia Minor (the western part of modern-day Turkey). The New Testament tells us little about his movements after he left Jerusalem around AD 44 (</w:t>
       </w:r>
-      <w:hyperlink r:id="rId15">
-        <w:r>
-          <w:rPr>
-            <w:lang w:val="en_US" w:bidi="en_US"/>
-          </w:rPr>
-          <w:rPr>
-            <w:color w:val="0000EE"/>
-            <w:u w:val="single"/>
-          </w:rPr>
-          <w:t>Acts 12:16–17</w:t>
-        </w:r>
-      </w:hyperlink>
+      <w:r>
+        <w:rPr>
+          <w:lang w:val="en_US" w:bidi="en_US"/>
+        </w:rPr>
+        <w:t>Acts 12:16–17</w:t>
+      </w:r>
       <w:r>
         <w:rPr>
           <w:lang w:val="en_US" w:bidi="en_US"/>
@@ -351,54 +333,36 @@
         </w:rPr>
         <w:t>In the opening of the letter, Peter introduces himself and his audience (</w:t>
       </w:r>
-      <w:hyperlink r:id="rId16">
-        <w:r>
-          <w:rPr>
-            <w:lang w:val="en_US" w:bidi="en_US"/>
-          </w:rPr>
-          <w:rPr>
-            <w:color w:val="0000EE"/>
-            <w:u w:val="single"/>
-          </w:rPr>
-          <w:t>1:1–15</w:t>
-        </w:r>
-      </w:hyperlink>
+      <w:r>
+        <w:rPr>
+          <w:lang w:val="en_US" w:bidi="en_US"/>
+        </w:rPr>
+        <w:t>1:1–15</w:t>
+      </w:r>
       <w:r>
         <w:rPr>
           <w:lang w:val="en_US" w:bidi="en_US"/>
         </w:rPr>
         <w:t>). He shares his main concern. He desires for his audience to increase their understanding of God and Christ (</w:t>
       </w:r>
-      <w:hyperlink r:id="rId17">
-        <w:r>
-          <w:rPr>
-            <w:lang w:val="en_US" w:bidi="en_US"/>
-          </w:rPr>
-          <w:rPr>
-            <w:color w:val="0000EE"/>
-            <w:u w:val="single"/>
-          </w:rPr>
-          <w:t>1:3–11</w:t>
-        </w:r>
-      </w:hyperlink>
+      <w:r>
+        <w:rPr>
+          <w:lang w:val="en_US" w:bidi="en_US"/>
+        </w:rPr>
+        <w:t>1:3–11</w:t>
+      </w:r>
       <w:r>
         <w:rPr>
           <w:lang w:val="en_US" w:bidi="en_US"/>
         </w:rPr>
         <w:t>). He also is urgent in informing them that he will not live much longer (</w:t>
       </w:r>
-      <w:hyperlink r:id="rId18">
-        <w:r>
-          <w:rPr>
-            <w:lang w:val="en_US" w:bidi="en_US"/>
-          </w:rPr>
-          <w:rPr>
-            <w:color w:val="0000EE"/>
-            <w:u w:val="single"/>
-          </w:rPr>
-          <w:t>1:12–15</w:t>
-        </w:r>
-      </w:hyperlink>
+      <w:r>
+        <w:rPr>
+          <w:lang w:val="en_US" w:bidi="en_US"/>
+        </w:rPr>
+        <w:t>1:12–15</w:t>
+      </w:r>
       <w:r>
         <w:rPr>
           <w:lang w:val="en_US" w:bidi="en_US"/>
@@ -413,36 +377,24 @@
           <w:lang w:val="en_US" w:bidi="en_US"/>
         </w:rPr>
       </w:r>
-      <w:hyperlink r:id="rId19">
-        <w:r>
-          <w:rPr>
-            <w:lang w:val="en_US" w:bidi="en_US"/>
-          </w:rPr>
-          <w:rPr>
-            <w:color w:val="0000EE"/>
-            <w:u w:val="single"/>
-          </w:rPr>
-          <w:t>Chapter 2</w:t>
-        </w:r>
-      </w:hyperlink>
+      <w:r>
+        <w:rPr>
+          <w:lang w:val="en_US" w:bidi="en_US"/>
+        </w:rPr>
+        <w:t>Chapter 2</w:t>
+      </w:r>
       <w:r>
         <w:rPr>
           <w:lang w:val="en_US" w:bidi="en_US"/>
         </w:rPr>
         <w:t xml:space="preserve"> is the main focus of this letter. In it, Peter describes and condemns false teachers. Peter prepares for this criticism by stressing the certainty of Christ’s return in glory (</w:t>
       </w:r>
-      <w:hyperlink r:id="rId20">
-        <w:r>
-          <w:rPr>
-            <w:lang w:val="en_US" w:bidi="en_US"/>
-          </w:rPr>
-          <w:rPr>
-            <w:color w:val="0000EE"/>
-            <w:u w:val="single"/>
-          </w:rPr>
-          <w:t>1:16–21</w:t>
-        </w:r>
-      </w:hyperlink>
+      <w:r>
+        <w:rPr>
+          <w:lang w:val="en_US" w:bidi="en_US"/>
+        </w:rPr>
+        <w:t>1:16–21</w:t>
+      </w:r>
       <w:r>
         <w:rPr>
           <w:lang w:val="en_US" w:bidi="en_US"/>
@@ -485,18 +437,12 @@
         </w:rPr>
         <w:t>He prophesies they will come (</w:t>
       </w:r>
-      <w:hyperlink r:id="rId21">
-        <w:r>
-          <w:rPr>
-            <w:lang w:val="en_US" w:bidi="en_US"/>
-          </w:rPr>
-          <w:rPr>
-            <w:color w:val="0000EE"/>
-            <w:u w:val="single"/>
-          </w:rPr>
-          <w:t>2:1–3</w:t>
-        </w:r>
-      </w:hyperlink>
+      <w:r>
+        <w:rPr>
+          <w:lang w:val="en_US" w:bidi="en_US"/>
+        </w:rPr>
+        <w:t>2:1–3</w:t>
+      </w:r>
       <w:r>
         <w:rPr>
           <w:lang w:val="en_US" w:bidi="en_US"/>
@@ -521,18 +467,12 @@
         </w:rPr>
         <w:t>He insists God will judge them. But God will save those people who are in a right relationship with himself (</w:t>
       </w:r>
-      <w:hyperlink r:id="rId22">
-        <w:r>
-          <w:rPr>
-            <w:lang w:val="en_US" w:bidi="en_US"/>
-          </w:rPr>
-          <w:rPr>
-            <w:color w:val="0000EE"/>
-            <w:u w:val="single"/>
-          </w:rPr>
-          <w:t>2:4–10</w:t>
-        </w:r>
-      </w:hyperlink>
+      <w:r>
+        <w:rPr>
+          <w:lang w:val="en_US" w:bidi="en_US"/>
+        </w:rPr>
+        <w:t>2:4–10</w:t>
+      </w:r>
       <w:r>
         <w:rPr>
           <w:lang w:val="en_US" w:bidi="en_US"/>
@@ -557,18 +497,12 @@
         </w:rPr>
         <w:t>He lists their sins (</w:t>
       </w:r>
-      <w:hyperlink r:id="rId23">
-        <w:r>
-          <w:rPr>
-            <w:lang w:val="en_US" w:bidi="en_US"/>
-          </w:rPr>
-          <w:rPr>
-            <w:color w:val="0000EE"/>
-            <w:u w:val="single"/>
-          </w:rPr>
-          <w:t>2:10–16</w:t>
-        </w:r>
-      </w:hyperlink>
+      <w:r>
+        <w:rPr>
+          <w:lang w:val="en_US" w:bidi="en_US"/>
+        </w:rPr>
+        <w:t>2:10–16</w:t>
+      </w:r>
       <w:r>
         <w:rPr>
           <w:lang w:val="en_US" w:bidi="en_US"/>
@@ -593,18 +527,12 @@
         </w:rPr>
         <w:t>He announces their destruction (</w:t>
       </w:r>
-      <w:hyperlink r:id="rId24">
-        <w:r>
-          <w:rPr>
-            <w:lang w:val="en_US" w:bidi="en_US"/>
-          </w:rPr>
-          <w:rPr>
-            <w:color w:val="0000EE"/>
-            <w:u w:val="single"/>
-          </w:rPr>
-          <w:t>2:17–22</w:t>
-        </w:r>
-      </w:hyperlink>
+      <w:r>
+        <w:rPr>
+          <w:lang w:val="en_US" w:bidi="en_US"/>
+        </w:rPr>
+        <w:t>2:17–22</w:t>
+      </w:r>
       <w:r>
         <w:rPr>
           <w:lang w:val="en_US" w:bidi="en_US"/>
@@ -625,18 +553,12 @@
         </w:rPr>
         <w:t>Peter emphasizes that Christ will return in glory to change the world (</w:t>
       </w:r>
-      <w:hyperlink r:id="rId25">
-        <w:r>
-          <w:rPr>
-            <w:lang w:val="en_US" w:bidi="en_US"/>
-          </w:rPr>
-          <w:rPr>
-            <w:color w:val="0000EE"/>
-            <w:u w:val="single"/>
-          </w:rPr>
-          <w:t>3:1–13</w:t>
-        </w:r>
-      </w:hyperlink>
+      <w:r>
+        <w:rPr>
+          <w:lang w:val="en_US" w:bidi="en_US"/>
+        </w:rPr>
+        <w:t>3:1–13</w:t>
+      </w:r>
       <w:r>
         <w:rPr>
           <w:lang w:val="en_US" w:bidi="en_US"/>
@@ -655,36 +577,24 @@
         </w:rPr>
         <w:t>” (</w:t>
       </w:r>
-      <w:hyperlink r:id="rId26">
-        <w:r>
-          <w:rPr>
-            <w:lang w:val="en_US" w:bidi="en_US"/>
-          </w:rPr>
-          <w:rPr>
-            <w:color w:val="0000EE"/>
-            <w:u w:val="single"/>
-          </w:rPr>
-          <w:t>3:18</w:t>
-        </w:r>
-      </w:hyperlink>
+      <w:r>
+        <w:rPr>
+          <w:lang w:val="en_US" w:bidi="en_US"/>
+        </w:rPr>
+        <w:t>3:18</w:t>
+      </w:r>
       <w:r>
         <w:rPr>
           <w:lang w:val="en_US" w:bidi="en_US"/>
         </w:rPr>
         <w:t xml:space="preserve">; see </w:t>
       </w:r>
-      <w:hyperlink r:id="rId17">
-        <w:r>
-          <w:rPr>
-            <w:lang w:val="en_US" w:bidi="en_US"/>
-          </w:rPr>
-          <w:rPr>
-            <w:color w:val="0000EE"/>
-            <w:u w:val="single"/>
-          </w:rPr>
-          <w:t>1:3–11</w:t>
-        </w:r>
-      </w:hyperlink>
+      <w:r>
+        <w:rPr>
+          <w:lang w:val="en_US" w:bidi="en_US"/>
+        </w:rPr>
+        <w:t>1:3–11</w:t>
+      </w:r>
       <w:r>
         <w:rPr>
           <w:lang w:val="en_US" w:bidi="en_US"/>
@@ -716,18 +626,12 @@
         </w:rPr>
         <w:t>The author says he is Simon Peter, one of Jesus's apostles (</w:t>
       </w:r>
-      <w:hyperlink r:id="rId27">
-        <w:r>
-          <w:rPr>
-            <w:lang w:val="en_US" w:bidi="en_US"/>
-          </w:rPr>
-          <w:rPr>
-            <w:color w:val="0000EE"/>
-            <w:u w:val="single"/>
-          </w:rPr>
-          <w:t>1:1</w:t>
-        </w:r>
-      </w:hyperlink>
+      <w:r>
+        <w:rPr>
+          <w:lang w:val="en_US" w:bidi="en_US"/>
+        </w:rPr>
+        <w:t>1:1</w:t>
+      </w:r>
       <w:r>
         <w:rPr>
           <w:lang w:val="en_US" w:bidi="en_US"/>
@@ -746,18 +650,12 @@
         </w:rPr>
         <w:t>" (</w:t>
       </w:r>
-      <w:hyperlink r:id="rId14">
-        <w:r>
-          <w:rPr>
-            <w:lang w:val="en_US" w:bidi="en_US"/>
-          </w:rPr>
-          <w:rPr>
-            <w:color w:val="0000EE"/>
-            <w:u w:val="single"/>
-          </w:rPr>
-          <w:t>3:1</w:t>
-        </w:r>
-      </w:hyperlink>
+      <w:r>
+        <w:rPr>
+          <w:lang w:val="en_US" w:bidi="en_US"/>
+        </w:rPr>
+        <w:t>3:1</w:t>
+      </w:r>
       <w:r>
         <w:rPr>
           <w:lang w:val="en_US" w:bidi="en_US"/>
@@ -792,18 +690,12 @@
         </w:rPr>
         <w:t xml:space="preserve">Naturally, the language and concepts differ. Moreover, it is possible that the apostle Silas was responsible for some of the wording in 1 Peter. Silas was Peter’s secretary, also called "Silvanus" in </w:t>
       </w:r>
-      <w:hyperlink r:id="rId28">
-        <w:r>
-          <w:rPr>
-            <w:lang w:val="en_US" w:bidi="en_US"/>
-          </w:rPr>
-          <w:rPr>
-            <w:color w:val="0000EE"/>
-            <w:u w:val="single"/>
-          </w:rPr>
-          <w:t>1 Peter 5:12</w:t>
-        </w:r>
-      </w:hyperlink>
+      <w:r>
+        <w:rPr>
+          <w:lang w:val="en_US" w:bidi="en_US"/>
+        </w:rPr>
+        <w:t>1 Peter 5:12</w:t>
+      </w:r>
       <w:r>
         <w:rPr>
           <w:lang w:val="en_US" w:bidi="en_US"/>
@@ -835,270 +727,180 @@
         </w:rPr>
         <w:t xml:space="preserve">It is clear that 2 Peter and Jude are closely connected in their writing. The two letters use many of the same unusual expressions. This makes it unlikely that the similarities are a coincidence or because of an oral tradition they shared (see </w:t>
       </w:r>
-      <w:hyperlink r:id="rId29">
-        <w:r>
-          <w:rPr>
-            <w:lang w:val="en_US" w:bidi="en_US"/>
-          </w:rPr>
-          <w:rPr>
-            <w:color w:val="0000EE"/>
-            <w:u w:val="single"/>
-          </w:rPr>
-          <w:t>2 Peter 2:3</w:t>
-        </w:r>
-      </w:hyperlink>
+      <w:r>
+        <w:rPr>
+          <w:lang w:val="en_US" w:bidi="en_US"/>
+        </w:rPr>
+        <w:t>2 Peter 2:3</w:t>
+      </w:r>
       <w:r>
         <w:rPr>
           <w:lang w:val="en_US" w:bidi="en_US"/>
         </w:rPr>
         <w:t xml:space="preserve"> equivalent to </w:t>
       </w:r>
-      <w:hyperlink r:id="rId30">
-        <w:r>
-          <w:rPr>
-            <w:lang w:val="en_US" w:bidi="en_US"/>
-          </w:rPr>
-          <w:rPr>
-            <w:color w:val="0000EE"/>
-            <w:u w:val="single"/>
-          </w:rPr>
-          <w:t>Jude 1:4</w:t>
-        </w:r>
-      </w:hyperlink>
+      <w:r>
+        <w:rPr>
+          <w:lang w:val="en_US" w:bidi="en_US"/>
+        </w:rPr>
+        <w:t>Jude 1:4</w:t>
+      </w:r>
       <w:r>
         <w:rPr>
           <w:lang w:val="en_US" w:bidi="en_US"/>
         </w:rPr>
         <w:t xml:space="preserve">; </w:t>
       </w:r>
-      <w:hyperlink r:id="rId31">
-        <w:r>
-          <w:rPr>
-            <w:lang w:val="en_US" w:bidi="en_US"/>
-          </w:rPr>
-          <w:rPr>
-            <w:color w:val="0000EE"/>
-            <w:u w:val="single"/>
-          </w:rPr>
-          <w:t>2 Peter 2:4</w:t>
-        </w:r>
-      </w:hyperlink>
+      <w:r>
+        <w:rPr>
+          <w:lang w:val="en_US" w:bidi="en_US"/>
+        </w:rPr>
+        <w:t>2 Peter 2:4</w:t>
+      </w:r>
       <w:r>
         <w:rPr>
           <w:lang w:val="en_US" w:bidi="en_US"/>
         </w:rPr>
         <w:t xml:space="preserve"> equivalent to </w:t>
       </w:r>
-      <w:hyperlink r:id="rId32">
-        <w:r>
-          <w:rPr>
-            <w:lang w:val="en_US" w:bidi="en_US"/>
-          </w:rPr>
-          <w:rPr>
-            <w:color w:val="0000EE"/>
-            <w:u w:val="single"/>
-          </w:rPr>
-          <w:t>Jude 1:6</w:t>
-        </w:r>
-      </w:hyperlink>
+      <w:r>
+        <w:rPr>
+          <w:lang w:val="en_US" w:bidi="en_US"/>
+        </w:rPr>
+        <w:t>Jude 1:6</w:t>
+      </w:r>
       <w:r>
         <w:rPr>
           <w:lang w:val="en_US" w:bidi="en_US"/>
         </w:rPr>
         <w:t xml:space="preserve">; </w:t>
       </w:r>
-      <w:hyperlink r:id="rId33">
-        <w:r>
-          <w:rPr>
-            <w:lang w:val="en_US" w:bidi="en_US"/>
-          </w:rPr>
-          <w:rPr>
-            <w:color w:val="0000EE"/>
-            <w:u w:val="single"/>
-          </w:rPr>
-          <w:t>2 Peter 2:6</w:t>
-        </w:r>
-      </w:hyperlink>
+      <w:r>
+        <w:rPr>
+          <w:lang w:val="en_US" w:bidi="en_US"/>
+        </w:rPr>
+        <w:t>2 Peter 2:6</w:t>
+      </w:r>
       <w:r>
         <w:rPr>
           <w:lang w:val="en_US" w:bidi="en_US"/>
         </w:rPr>
         <w:t xml:space="preserve"> equivalent to </w:t>
       </w:r>
-      <w:hyperlink r:id="rId34">
-        <w:r>
-          <w:rPr>
-            <w:lang w:val="en_US" w:bidi="en_US"/>
-          </w:rPr>
-          <w:rPr>
-            <w:color w:val="0000EE"/>
-            <w:u w:val="single"/>
-          </w:rPr>
-          <w:t>Jude 1:7</w:t>
-        </w:r>
-      </w:hyperlink>
+      <w:r>
+        <w:rPr>
+          <w:lang w:val="en_US" w:bidi="en_US"/>
+        </w:rPr>
+        <w:t>Jude 1:7</w:t>
+      </w:r>
       <w:r>
         <w:rPr>
           <w:lang w:val="en_US" w:bidi="en_US"/>
         </w:rPr>
         <w:t xml:space="preserve">; </w:t>
       </w:r>
-      <w:hyperlink r:id="rId35">
-        <w:r>
-          <w:rPr>
-            <w:lang w:val="en_US" w:bidi="en_US"/>
-          </w:rPr>
-          <w:rPr>
-            <w:color w:val="0000EE"/>
-            <w:u w:val="single"/>
-          </w:rPr>
-          <w:t>2 Peter 2:10</w:t>
-        </w:r>
-      </w:hyperlink>
+      <w:r>
+        <w:rPr>
+          <w:lang w:val="en_US" w:bidi="en_US"/>
+        </w:rPr>
+        <w:t>2 Peter 2:10</w:t>
+      </w:r>
       <w:r>
         <w:rPr>
           <w:lang w:val="en_US" w:bidi="en_US"/>
         </w:rPr>
         <w:t xml:space="preserve"> equivalent to </w:t>
       </w:r>
-      <w:hyperlink r:id="rId36">
-        <w:r>
-          <w:rPr>
-            <w:lang w:val="en_US" w:bidi="en_US"/>
-          </w:rPr>
-          <w:rPr>
-            <w:color w:val="0000EE"/>
-            <w:u w:val="single"/>
-          </w:rPr>
-          <w:t>Jude 1:8</w:t>
-        </w:r>
-      </w:hyperlink>
+      <w:r>
+        <w:rPr>
+          <w:lang w:val="en_US" w:bidi="en_US"/>
+        </w:rPr>
+        <w:t>Jude 1:8</w:t>
+      </w:r>
       <w:r>
         <w:rPr>
           <w:lang w:val="en_US" w:bidi="en_US"/>
         </w:rPr>
         <w:t xml:space="preserve">; </w:t>
       </w:r>
-      <w:hyperlink r:id="rId37">
-        <w:r>
-          <w:rPr>
-            <w:lang w:val="en_US" w:bidi="en_US"/>
-          </w:rPr>
-          <w:rPr>
-            <w:color w:val="0000EE"/>
-            <w:u w:val="single"/>
-          </w:rPr>
-          <w:t>2 Peter 2:11</w:t>
-        </w:r>
-      </w:hyperlink>
+      <w:r>
+        <w:rPr>
+          <w:lang w:val="en_US" w:bidi="en_US"/>
+        </w:rPr>
+        <w:t>2 Peter 2:11</w:t>
+      </w:r>
       <w:r>
         <w:rPr>
           <w:lang w:val="en_US" w:bidi="en_US"/>
         </w:rPr>
         <w:t xml:space="preserve"> equivalent to </w:t>
       </w:r>
-      <w:hyperlink r:id="rId38">
-        <w:r>
-          <w:rPr>
-            <w:lang w:val="en_US" w:bidi="en_US"/>
-          </w:rPr>
-          <w:rPr>
-            <w:color w:val="0000EE"/>
-            <w:u w:val="single"/>
-          </w:rPr>
-          <w:t>Jude 1:9</w:t>
-        </w:r>
-      </w:hyperlink>
+      <w:r>
+        <w:rPr>
+          <w:lang w:val="en_US" w:bidi="en_US"/>
+        </w:rPr>
+        <w:t>Jude 1:9</w:t>
+      </w:r>
       <w:r>
         <w:rPr>
           <w:lang w:val="en_US" w:bidi="en_US"/>
         </w:rPr>
         <w:t xml:space="preserve">; </w:t>
       </w:r>
-      <w:hyperlink r:id="rId39">
-        <w:r>
-          <w:rPr>
-            <w:lang w:val="en_US" w:bidi="en_US"/>
-          </w:rPr>
-          <w:rPr>
-            <w:color w:val="0000EE"/>
-            <w:u w:val="single"/>
-          </w:rPr>
-          <w:t>2 Peter 2:13</w:t>
-        </w:r>
-      </w:hyperlink>
+      <w:r>
+        <w:rPr>
+          <w:lang w:val="en_US" w:bidi="en_US"/>
+        </w:rPr>
+        <w:t>2 Peter 2:13</w:t>
+      </w:r>
       <w:r>
         <w:rPr>
           <w:lang w:val="en_US" w:bidi="en_US"/>
         </w:rPr>
         <w:t xml:space="preserve">, </w:t>
       </w:r>
-      <w:hyperlink r:id="rId40">
-        <w:r>
-          <w:rPr>
-            <w:lang w:val="en_US" w:bidi="en_US"/>
-          </w:rPr>
-          <w:rPr>
-            <w:color w:val="0000EE"/>
-            <w:u w:val="single"/>
-          </w:rPr>
-          <w:t>17</w:t>
-        </w:r>
-      </w:hyperlink>
+      <w:r>
+        <w:rPr>
+          <w:lang w:val="en_US" w:bidi="en_US"/>
+        </w:rPr>
+        <w:t>17</w:t>
+      </w:r>
       <w:r>
         <w:rPr>
           <w:lang w:val="en_US" w:bidi="en_US"/>
         </w:rPr>
         <w:t xml:space="preserve"> equivalent to </w:t>
       </w:r>
-      <w:hyperlink r:id="rId41">
-        <w:r>
-          <w:rPr>
-            <w:lang w:val="en_US" w:bidi="en_US"/>
-          </w:rPr>
-          <w:rPr>
-            <w:color w:val="0000EE"/>
-            <w:u w:val="single"/>
-          </w:rPr>
-          <w:t>Jude 1:12</w:t>
-        </w:r>
-      </w:hyperlink>
+      <w:r>
+        <w:rPr>
+          <w:lang w:val="en_US" w:bidi="en_US"/>
+        </w:rPr>
+        <w:t>Jude 1:12</w:t>
+      </w:r>
       <w:r>
         <w:rPr>
           <w:lang w:val="en_US" w:bidi="en_US"/>
         </w:rPr>
         <w:t xml:space="preserve">; </w:t>
       </w:r>
-      <w:hyperlink r:id="rId42">
-        <w:r>
-          <w:rPr>
-            <w:lang w:val="en_US" w:bidi="en_US"/>
-          </w:rPr>
-          <w:rPr>
-            <w:color w:val="0000EE"/>
-            <w:u w:val="single"/>
-          </w:rPr>
-          <w:t>2 Peter 3:3</w:t>
-        </w:r>
-      </w:hyperlink>
+      <w:r>
+        <w:rPr>
+          <w:lang w:val="en_US" w:bidi="en_US"/>
+        </w:rPr>
+        <w:t>2 Peter 3:3</w:t>
+      </w:r>
       <w:r>
         <w:rPr>
           <w:lang w:val="en_US" w:bidi="en_US"/>
         </w:rPr>
         <w:t xml:space="preserve"> equivalent to </w:t>
       </w:r>
-      <w:hyperlink r:id="rId36">
-        <w:r>
-          <w:rPr>
-            <w:lang w:val="en_US" w:bidi="en_US"/>
-          </w:rPr>
-          <w:rPr>
-            <w:color w:val="0000EE"/>
-            <w:u w:val="single"/>
-          </w:rPr>
-          <w:t>Jude 1:8</w:t>
-        </w:r>
-      </w:hyperlink>
+      <w:r>
+        <w:rPr>
+          <w:lang w:val="en_US" w:bidi="en_US"/>
+        </w:rPr>
+        <w:t>Jude 1:8</w:t>
+      </w:r>
       <w:r>
         <w:rPr>
           <w:lang w:val="en_US" w:bidi="en_US"/>
@@ -1216,54 +1018,36 @@
         </w:rPr>
         <w:t>It is difficult to identify the false teachers who Peter warns against with any known ancient church heresy. With their lack of moral behavior and negative attitude, these teachers believed God's grace allowed them to do anything they wanted (</w:t>
       </w:r>
-      <w:hyperlink r:id="rId43">
-        <w:r>
-          <w:rPr>
-            <w:lang w:val="en_US" w:bidi="en_US"/>
-          </w:rPr>
-          <w:rPr>
-            <w:color w:val="0000EE"/>
-            <w:u w:val="single"/>
-          </w:rPr>
-          <w:t>2 Peter 2:19–20</w:t>
-        </w:r>
-      </w:hyperlink>
+      <w:r>
+        <w:rPr>
+          <w:lang w:val="en_US" w:bidi="en_US"/>
+        </w:rPr>
+        <w:t>2 Peter 2:19–20</w:t>
+      </w:r>
       <w:r>
         <w:rPr>
           <w:lang w:val="en_US" w:bidi="en_US"/>
         </w:rPr>
         <w:t xml:space="preserve">). They rejected authority (see </w:t>
       </w:r>
-      <w:hyperlink r:id="rId44">
-        <w:r>
-          <w:rPr>
-            <w:lang w:val="en_US" w:bidi="en_US"/>
-          </w:rPr>
-          <w:rPr>
-            <w:color w:val="0000EE"/>
-            <w:u w:val="single"/>
-          </w:rPr>
-          <w:t>2:10–11</w:t>
-        </w:r>
-      </w:hyperlink>
+      <w:r>
+        <w:rPr>
+          <w:lang w:val="en_US" w:bidi="en_US"/>
+        </w:rPr>
+        <w:t>2:10–11</w:t>
+      </w:r>
       <w:r>
         <w:rPr>
           <w:lang w:val="en_US" w:bidi="en_US"/>
         </w:rPr>
         <w:t>). They engaged in sexual immorality, excessive drinking and eating, and self-centered gain (</w:t>
       </w:r>
-      <w:hyperlink r:id="rId45">
-        <w:r>
-          <w:rPr>
-            <w:lang w:val="en_US" w:bidi="en_US"/>
-          </w:rPr>
-          <w:rPr>
-            <w:color w:val="0000EE"/>
-            <w:u w:val="single"/>
-          </w:rPr>
-          <w:t>2:13–20</w:t>
-        </w:r>
-      </w:hyperlink>
+      <w:r>
+        <w:rPr>
+          <w:lang w:val="en_US" w:bidi="en_US"/>
+        </w:rPr>
+        <w:t>2:13–20</w:t>
+      </w:r>
       <w:r>
         <w:rPr>
           <w:lang w:val="en_US" w:bidi="en_US"/>
@@ -1295,72 +1079,48 @@
         </w:rPr>
         <w:t>Second Peter focuses on the issue of false teachers in the church. These individuals claimed to be Christians (</w:t>
       </w:r>
-      <w:hyperlink r:id="rId46">
-        <w:r>
-          <w:rPr>
-            <w:lang w:val="en_US" w:bidi="en_US"/>
-          </w:rPr>
-          <w:rPr>
-            <w:color w:val="0000EE"/>
-            <w:u w:val="single"/>
-          </w:rPr>
-          <w:t>2:1</w:t>
-        </w:r>
-      </w:hyperlink>
+      <w:r>
+        <w:rPr>
+          <w:lang w:val="en_US" w:bidi="en_US"/>
+        </w:rPr>
+        <w:t>2:1</w:t>
+      </w:r>
       <w:r>
         <w:rPr>
           <w:lang w:val="en_US" w:bidi="en_US"/>
         </w:rPr>
         <w:t xml:space="preserve">, </w:t>
       </w:r>
-      <w:hyperlink r:id="rId47">
-        <w:r>
-          <w:rPr>
-            <w:lang w:val="en_US" w:bidi="en_US"/>
-          </w:rPr>
-          <w:rPr>
-            <w:color w:val="0000EE"/>
-            <w:u w:val="single"/>
-          </w:rPr>
-          <w:t>21–22</w:t>
-        </w:r>
-      </w:hyperlink>
+      <w:r>
+        <w:rPr>
+          <w:lang w:val="en_US" w:bidi="en_US"/>
+        </w:rPr>
+        <w:t>21–22</w:t>
+      </w:r>
       <w:r>
         <w:rPr>
           <w:lang w:val="en_US" w:bidi="en_US"/>
         </w:rPr>
         <w:t>). But Peter makes it evident they were actually reserved for punishment as rebels against the Lord (</w:t>
       </w:r>
-      <w:hyperlink r:id="rId29">
-        <w:r>
-          <w:rPr>
-            <w:lang w:val="en_US" w:bidi="en_US"/>
-          </w:rPr>
-          <w:rPr>
-            <w:color w:val="0000EE"/>
-            <w:u w:val="single"/>
-          </w:rPr>
-          <w:t>2:3</w:t>
-        </w:r>
-      </w:hyperlink>
+      <w:r>
+        <w:rPr>
+          <w:lang w:val="en_US" w:bidi="en_US"/>
+        </w:rPr>
+        <w:t>2:3</w:t>
+      </w:r>
       <w:r>
         <w:rPr>
           <w:lang w:val="en_US" w:bidi="en_US"/>
         </w:rPr>
         <w:t xml:space="preserve">, </w:t>
       </w:r>
-      <w:hyperlink r:id="rId35">
-        <w:r>
-          <w:rPr>
-            <w:lang w:val="en_US" w:bidi="en_US"/>
-          </w:rPr>
-          <w:rPr>
-            <w:color w:val="0000EE"/>
-            <w:u w:val="single"/>
-          </w:rPr>
-          <w:t>10</w:t>
-        </w:r>
-      </w:hyperlink>
+      <w:r>
+        <w:rPr>
+          <w:lang w:val="en_US" w:bidi="en_US"/>
+        </w:rPr>
+        <w:t>10</w:t>
+      </w:r>
       <w:r>
         <w:rPr>
           <w:lang w:val="en_US" w:bidi="en_US"/>
